--- a/zht/docx/26.content.docx
+++ b/zht/docx/26.content.docx
@@ -421,19 +421,7 @@
         <w:rPr>
           <w:lang w:val="zh_TW" w:bidi="zh_TW"/>
         </w:rPr>
-        <w:t>正是約雅斤王被擄去第五年：耶和華的話第一次臨到以西結是在公元前593年，那時猶大仍是一個半獨立的國家（見</w:t>
-      </w:r>
-      <w:r>
-        <w:rPr>
-          <w:lang w:val="zh_TW" w:bidi="zh_TW"/>
-        </w:rPr>
-        <w:t>以西結書簡介</w:t>
-      </w:r>
-      <w:r>
-        <w:rPr>
-          <w:lang w:val="zh_TW" w:bidi="zh_TW"/>
-        </w:rPr>
-        <w:t>，「背景」）。猶大在公元前597年被巴比倫人征服，約雅斤王在那時被擄到巴比倫。約雅斤的叔叔西底家作為巴比倫的附庸統治猶大（公元前597–586年）。以西結以約雅斤被擄為參照來確定他的預言日期，而不是以西底家的統治為參照，因為他似乎認為西底家只不過是合法君王約雅斤的代理人。西底家後來反叛尼布甲尼撒（</w:t>
+        <w:t>正是約雅斤王被擄去第五年：耶和華的話第一次臨到以西結是在公元前593年，那時猶大仍是一個半獨立的國家（見以西結書簡介，「背景」）。猶大在公元前597年被巴比倫人征服，約雅斤王在那時被擄到巴比倫。約雅斤的叔叔西底家作為巴比倫的附庸統治猶大（公元前597–586年）。以西結以約雅斤被擄為參照來確定他的預言日期，而不是以西底家的統治為參照，因為他似乎認為西底家只不過是合法君王約雅斤的代理人。西底家後來反叛尼布甲尼撒（</w:t>
       </w:r>
       <w:r>
         <w:rPr>
